--- a/docs/EulerPilot-v2部署文档-v1.1.docx
+++ b/docs/EulerPilot-v2部署文档-v1.1.docx
@@ -2287,7 +2287,7 @@
               <w:rPr>
                 <w:rStyle w:val="VerbatimChar"/>
               </w:rPr>
-              <w:t xml:space="preserve">2752282392b50f9</w:t>
+              <w:t xml:space="preserve">2752282392b50f9b</w:t>
             </w:r>
           </w:p>
         </w:tc>
@@ -2799,7 +2799,25 @@
         <w:rPr>
           <w:rFonts w:hint="eastAsia"/>
         </w:rPr>
-        <w:t xml:space="preserve">哈希以证据文件记录为准;若发现位数不一致以</w:t>
+        <w:t xml:space="preserve">的哈希已于</w:t>
+      </w:r>
+      <w:r>
+        <w:t xml:space="preserve"> 2026-10-26 </w:t>
+      </w:r>
+      <w:r>
+        <w:rPr>
+          <w:rFonts w:hint="eastAsia"/>
+        </w:rPr>
+        <w:t xml:space="preserve">在</w:t>
+      </w:r>
+      <w:r>
+        <w:t xml:space="preserve"> SP3 </w:t>
+      </w:r>
+      <w:r>
+        <w:rPr>
+          <w:rFonts w:hint="eastAsia"/>
+        </w:rPr>
+        <w:t xml:space="preserve">上用</w:t>
       </w:r>
       <w:r>
         <w:t xml:space="preserve"> </w:t>
@@ -2808,6 +2826,33 @@
         <w:rPr>
           <w:rStyle w:val="VerbatimChar"/>
         </w:rPr>
+        <w:t xml:space="preserve">sha256sum</w:t>
+      </w:r>
+      <w:r>
+        <w:t xml:space="preserve"> </w:t>
+      </w:r>
+      <w:r>
+        <w:rPr>
+          <w:rFonts w:hint="eastAsia"/>
+        </w:rPr>
+        <w:t xml:space="preserve">逐项复核,64</w:t>
+      </w:r>
+      <w:r>
+        <w:t xml:space="preserve"> </w:t>
+      </w:r>
+      <w:r>
+        <w:rPr>
+          <w:rFonts w:hint="eastAsia"/>
+        </w:rPr>
+        <w:t xml:space="preserve">位全值见</w:t>
+      </w:r>
+      <w:r>
+        <w:t xml:space="preserve"> </w:t>
+      </w:r>
+      <w:r>
+        <w:rPr>
+          <w:rStyle w:val="VerbatimChar"/>
+        </w:rPr>
         <w:t xml:space="preserve">evidence/p1/frozen-build-20261025.txt</w:t>
       </w:r>
       <w:r>
@@ -2817,7 +2862,55 @@
         <w:rPr>
           <w:rFonts w:hint="eastAsia"/>
         </w:rPr>
-        <w:t xml:space="preserve">为权威。</w:t>
+        <w:t xml:space="preserve">§6;其中</w:t>
+      </w:r>
+      <w:r>
+        <w:t xml:space="preserve"> </w:t>
+      </w:r>
+      <w:r>
+        <w:rPr>
+          <w:rStyle w:val="VerbatimChar"/>
+        </w:rPr>
+        <w:t xml:space="preserve">ep-evtmon</w:t>
+      </w:r>
+      <w:r>
+        <w:t xml:space="preserve"> </w:t>
+      </w:r>
+      <w:r>
+        <w:rPr>
+          <w:rFonts w:hint="eastAsia"/>
+        </w:rPr>
+        <w:t xml:space="preserve">在</w:t>
+      </w:r>
+      <w:r>
+        <w:t xml:space="preserve"> 10-25 </w:t>
+      </w:r>
+      <w:r>
+        <w:rPr>
+          <w:rFonts w:hint="eastAsia"/>
+        </w:rPr>
+        <w:t xml:space="preserve">的记录里被截断了一位,实测第</w:t>
+      </w:r>
+      <w:r>
+        <w:t xml:space="preserve"> 16 </w:t>
+      </w:r>
+      <w:r>
+        <w:rPr>
+          <w:rFonts w:hint="eastAsia"/>
+        </w:rPr>
+        <w:t xml:space="preserve">位为</w:t>
+      </w:r>
+      <w:r>
+        <w:t xml:space="preserve"> </w:t>
+      </w:r>
+      <w:r>
+        <w:rPr>
+          <w:rStyle w:val="VerbatimChar"/>
+        </w:rPr>
+        <w:t xml:space="preserve">b</w:t>
+      </w:r>
+      <w:r>
+        <w:t xml:space="preserve">。</w:t>
       </w:r>
     </w:p>
     <w:bookmarkEnd w:id="12"/>

--- a/docs/EulerPilot-v2部署文档-v1.1.docx
+++ b/docs/EulerPilot-v2部署文档-v1.1.docx
@@ -2,7 +2,7 @@
 <file path=word/document.xml><?xml version="1.0" encoding="utf-8"?>
 <w:document xmlns:w="http://schemas.openxmlformats.org/wordprocessingml/2006/main" xmlns:m="http://schemas.openxmlformats.org/officeDocument/2006/math" xmlns:r="http://schemas.openxmlformats.org/officeDocument/2006/relationships" xmlns:o="urn:schemas-microsoft-com:office:office" xmlns:v="urn:schemas-microsoft-com:vml" xmlns:w10="urn:schemas-microsoft-com:office:word" xmlns:a="http://schemas.openxmlformats.org/drawingml/2006/main" xmlns:pic="http://schemas.openxmlformats.org/drawingml/2006/picture" xmlns:wp="http://schemas.openxmlformats.org/drawingml/2006/wordprocessingDrawing">
   <w:body>
-    <w:bookmarkStart w:id="27" w:name="eulerpilot-v2-部署文档"/>
+    <w:bookmarkStart w:id="33" w:name="eulerpilot-v2-部署文档"/>
     <w:p>
       <w:pPr>
         <w:pStyle w:val="Heading1"/>
@@ -253,7 +253,7 @@
               <w:pStyle w:val="Compact"/>
             </w:pPr>
             <w:r>
-              <w:t xml:space="preserve">2026-10-25</w:t>
+              <w:t xml:space="preserve">2026-10-26</w:t>
             </w:r>
           </w:p>
         </w:tc>
@@ -1102,7 +1102,7 @@
       </w:r>
     </w:p>
     <w:bookmarkEnd w:id="11"/>
-    <w:bookmarkStart w:id="12" w:name="部署形态与产物清单"/>
+    <w:bookmarkStart w:id="15" w:name="部署形态与产物清单"/>
     <w:p>
       <w:pPr>
         <w:pStyle w:val="Heading2"/>
@@ -1120,6 +1120,99 @@
     <w:p>
       <w:pPr>
         <w:pStyle w:val="FirstParagraph"/>
+        <w:keepNext/>
+        <w:spacing w:before="160" w:after="80"/>
+        <w:jc w:val="center"/>
+      </w:pPr>
+      <w:r>
+        <w:drawing>
+          <wp:inline>
+            <wp:extent cx="5334000" cy="5081587"/>
+            <wp:effectExtent b="0" l="0" r="0" t="0"/>
+            <wp:docPr descr="SP3 部署与构建路径" title="" id="13" name="Picture"/>
+            <a:graphic>
+              <a:graphicData uri="http://schemas.openxmlformats.org/drawingml/2006/picture">
+                <pic:pic>
+                  <pic:nvPicPr>
+                    <pic:cNvPr descr="D:/code/Ubuntu/EulerPilot-v2/build/diagram-qa/png/deployment-paths.png" id="14" name="Picture"/>
+                    <pic:cNvPicPr>
+                      <a:picLocks noChangeArrowheads="1" noChangeAspect="1"/>
+                    </pic:cNvPicPr>
+                  </pic:nvPicPr>
+                  <pic:blipFill>
+                    <a:blip r:embed="rId12">
+                      <a:extLst>
+                        <a:ext uri="{96DAC541-7B7A-43D3-8B79-37D633B846F1}">
+                          <asvg:svgBlip xmlns:asvg="http://schemas.microsoft.com/office/drawing/2016/SVG/main" r:embed="rIdSvg1"/>
+                        </a:ext>
+                      </a:extLst>
+                    </a:blip>
+                    <a:stretch>
+                      <a:fillRect/>
+                    </a:stretch>
+                  </pic:blipFill>
+                  <pic:spPr bwMode="auto">
+                    <a:xfrm>
+                      <a:off x="0" y="0"/>
+                      <a:ext cx="5334000" cy="5081587"/>
+                    </a:xfrm>
+                    <a:prstGeom prst="rect">
+                      <a:avLst/>
+                    </a:prstGeom>
+                    <a:noFill/>
+                    <a:ln w="9525">
+                      <a:noFill/>
+                      <a:headEnd/>
+                      <a:tailEnd/>
+                    </a:ln>
+                  </pic:spPr>
+                </pic:pic>
+              </a:graphicData>
+            </a:graphic>
+          </wp:inline>
+        </w:drawing>
+      </w:r>
+    </w:p>
+    <w:p>
+      <w:pPr>
+        <w:pStyle w:val="BodyText"/>
+        <w:keepNext w:val="0"/>
+        <w:spacing w:after="200"/>
+        <w:jc w:val="center"/>
+      </w:pPr>
+      <w:r>
+        <w:rPr>
+          <w:rFonts w:hint="eastAsia"/>
+          <w:i/>
+          <w:iCs/>
+          <w:color w:val="595959"/>
+          <w:sz w:val="18"/>
+        </w:rPr>
+        <w:t xml:space="preserve">图</w:t>
+      </w:r>
+      <w:r>
+        <w:rPr>
+          <w:i/>
+          <w:iCs/>
+          <w:color w:val="595959"/>
+          <w:sz w:val="18"/>
+        </w:rPr>
+        <w:t xml:space="preserve"> 1　SP3 </w:t>
+      </w:r>
+      <w:r>
+        <w:rPr>
+          <w:rFonts w:hint="eastAsia"/>
+          <w:i/>
+          <w:iCs/>
+          <w:color w:val="595959"/>
+          <w:sz w:val="18"/>
+        </w:rPr>
+        <w:t xml:space="preserve">部署与构建路径</w:t>
+      </w:r>
+    </w:p>
+    <w:p>
+      <w:pPr>
+        <w:pStyle w:val="BodyText"/>
       </w:pPr>
       <w:r>
         <w:rPr>
@@ -2913,8 +3006,8 @@
         <w:t xml:space="preserve">。</w:t>
       </w:r>
     </w:p>
-    <w:bookmarkEnd w:id="12"/>
-    <w:bookmarkStart w:id="13" w:name="环境要求"/>
+    <w:bookmarkEnd w:id="15"/>
+    <w:bookmarkStart w:id="16" w:name="环境要求"/>
     <w:p>
       <w:pPr>
         <w:pStyle w:val="Heading2"/>
@@ -4044,8 +4137,8 @@
         </w:tc>
       </w:tr>
     </w:tbl>
-    <w:bookmarkEnd w:id="13"/>
-    <w:bookmarkStart w:id="17" w:name="形态一从交付镜像部署"/>
+    <w:bookmarkEnd w:id="16"/>
+    <w:bookmarkStart w:id="20" w:name="形态一从交付镜像部署"/>
     <w:p>
       <w:pPr>
         <w:pStyle w:val="Heading2"/>
@@ -4060,7 +4153,7 @@
         <w:t xml:space="preserve">形态一:从交付镜像部署</w:t>
       </w:r>
     </w:p>
-    <w:bookmarkStart w:id="14" w:name="导入与启动"/>
+    <w:bookmarkStart w:id="17" w:name="导入与启动"/>
     <w:p>
       <w:pPr>
         <w:pStyle w:val="Heading3"/>
@@ -4078,6 +4171,7 @@
     <w:p>
       <w:pPr>
         <w:pStyle w:val="SourceCode"/>
+        <w:keepNext w:val="0"/>
       </w:pPr>
       <w:r>
         <w:rPr>
@@ -4245,8 +4339,8 @@
         <w:t xml:space="preserve">&gt;</w:t>
       </w:r>
     </w:p>
-    <w:bookmarkEnd w:id="14"/>
-    <w:bookmarkStart w:id="15" w:name="首启两项检查"/>
+    <w:bookmarkEnd w:id="17"/>
+    <w:bookmarkStart w:id="18" w:name="首启两项检查"/>
     <w:p>
       <w:pPr>
         <w:pStyle w:val="Heading3"/>
@@ -4264,6 +4358,7 @@
     <w:p>
       <w:pPr>
         <w:pStyle w:val="SourceCode"/>
+        <w:keepNext w:val="0"/>
       </w:pPr>
       <w:r>
         <w:rPr>
@@ -4364,6 +4459,7 @@
     <w:p>
       <w:pPr>
         <w:pStyle w:val="SourceCode"/>
+        <w:keepNext w:val="0"/>
       </w:pPr>
       <w:r>
         <w:rPr>
@@ -4431,8 +4527,8 @@
         <w:t xml:space="preserve">章验证。</w:t>
       </w:r>
     </w:p>
-    <w:bookmarkEnd w:id="15"/>
-    <w:bookmarkStart w:id="16" w:name="目录布局"/>
+    <w:bookmarkEnd w:id="18"/>
+    <w:bookmarkStart w:id="19" w:name="目录布局"/>
     <w:p>
       <w:pPr>
         <w:pStyle w:val="Heading3"/>
@@ -4873,9 +4969,9 @@
         </w:tc>
       </w:tr>
     </w:tbl>
-    <w:bookmarkEnd w:id="16"/>
-    <w:bookmarkEnd w:id="17"/>
-    <w:bookmarkStart w:id="21" w:name="形态二从源码构建"/>
+    <w:bookmarkEnd w:id="19"/>
+    <w:bookmarkEnd w:id="20"/>
+    <w:bookmarkStart w:id="24" w:name="形态二从源码构建"/>
     <w:p>
       <w:pPr>
         <w:pStyle w:val="Heading2"/>
@@ -4890,7 +4986,7 @@
         <w:t xml:space="preserve">形态二:从源码构建</w:t>
       </w:r>
     </w:p>
-    <w:bookmarkStart w:id="18" w:name="构建顺序"/>
+    <w:bookmarkStart w:id="21" w:name="构建顺序"/>
     <w:p>
       <w:pPr>
         <w:pStyle w:val="Heading3"/>
@@ -4908,6 +5004,7 @@
     <w:p>
       <w:pPr>
         <w:pStyle w:val="SourceCode"/>
+        <w:keepNext w:val="0"/>
       </w:pPr>
       <w:r>
         <w:rPr>
@@ -5797,8 +5894,8 @@
         <w:t xml:space="preserve">必须重配。</w:t>
       </w:r>
     </w:p>
-    <w:bookmarkEnd w:id="18"/>
-    <w:bookmarkStart w:id="19" w:name="构建与部署陷阱全部实测"/>
+    <w:bookmarkEnd w:id="21"/>
+    <w:bookmarkStart w:id="22" w:name="构建与部署陷阱全部实测"/>
     <w:p>
       <w:pPr>
         <w:pStyle w:val="Heading3"/>
@@ -6625,8 +6722,8 @@
         </w:tc>
       </w:tr>
     </w:tbl>
-    <w:bookmarkEnd w:id="19"/>
-    <w:bookmarkStart w:id="20" w:name="源码同步纪律"/>
+    <w:bookmarkEnd w:id="22"/>
+    <w:bookmarkStart w:id="23" w:name="源码同步纪律"/>
     <w:p>
       <w:pPr>
         <w:pStyle w:val="Heading3"/>
@@ -6727,6 +6824,7 @@
     <w:p>
       <w:pPr>
         <w:pStyle w:val="SourceCode"/>
+        <w:keepNext w:val="0"/>
       </w:pPr>
       <w:r>
         <w:rPr>
@@ -6774,9 +6872,9 @@
         <w:t xml:space="preserve">故障矩阵</w:t>
       </w:r>
     </w:p>
-    <w:bookmarkEnd w:id="20"/>
-    <w:bookmarkEnd w:id="21"/>
-    <w:bookmarkStart w:id="22" w:name="部署验证"/>
+    <w:bookmarkEnd w:id="23"/>
+    <w:bookmarkEnd w:id="24"/>
+    <w:bookmarkStart w:id="28" w:name="部署验证"/>
     <w:p>
       <w:pPr>
         <w:pStyle w:val="Heading2"/>
@@ -6794,6 +6892,99 @@
     <w:p>
       <w:pPr>
         <w:pStyle w:val="FirstParagraph"/>
+        <w:keepNext/>
+        <w:spacing w:before="160" w:after="80"/>
+        <w:jc w:val="center"/>
+      </w:pPr>
+      <w:r>
+        <w:drawing>
+          <wp:inline>
+            <wp:extent cx="5334000" cy="5191124"/>
+            <wp:effectExtent b="0" l="0" r="0" t="0"/>
+            <wp:docPr descr="分层验证与严格验收" title="" id="26" name="Picture"/>
+            <a:graphic>
+              <a:graphicData uri="http://schemas.openxmlformats.org/drawingml/2006/picture">
+                <pic:pic>
+                  <pic:nvPicPr>
+                    <pic:cNvPr descr="D:/code/Ubuntu/EulerPilot-v2/build/diagram-qa/png/verification-layers.png" id="27" name="Picture"/>
+                    <pic:cNvPicPr>
+                      <a:picLocks noChangeArrowheads="1" noChangeAspect="1"/>
+                    </pic:cNvPicPr>
+                  </pic:nvPicPr>
+                  <pic:blipFill>
+                    <a:blip r:embed="rId25">
+                      <a:extLst>
+                        <a:ext uri="{96DAC541-7B7A-43D3-8B79-37D633B846F1}">
+                          <asvg:svgBlip xmlns:asvg="http://schemas.microsoft.com/office/drawing/2016/SVG/main" r:embed="rIdSvg2"/>
+                        </a:ext>
+                      </a:extLst>
+                    </a:blip>
+                    <a:stretch>
+                      <a:fillRect/>
+                    </a:stretch>
+                  </pic:blipFill>
+                  <pic:spPr bwMode="auto">
+                    <a:xfrm>
+                      <a:off x="0" y="0"/>
+                      <a:ext cx="5334000" cy="5191124"/>
+                    </a:xfrm>
+                    <a:prstGeom prst="rect">
+                      <a:avLst/>
+                    </a:prstGeom>
+                    <a:noFill/>
+                    <a:ln w="9525">
+                      <a:noFill/>
+                      <a:headEnd/>
+                      <a:tailEnd/>
+                    </a:ln>
+                  </pic:spPr>
+                </pic:pic>
+              </a:graphicData>
+            </a:graphic>
+          </wp:inline>
+        </w:drawing>
+      </w:r>
+    </w:p>
+    <w:p>
+      <w:pPr>
+        <w:pStyle w:val="BodyText"/>
+        <w:keepNext w:val="0"/>
+        <w:spacing w:after="200"/>
+        <w:jc w:val="center"/>
+      </w:pPr>
+      <w:r>
+        <w:rPr>
+          <w:rFonts w:hint="eastAsia"/>
+          <w:i/>
+          <w:iCs/>
+          <w:color w:val="595959"/>
+          <w:sz w:val="18"/>
+        </w:rPr>
+        <w:t xml:space="preserve">图</w:t>
+      </w:r>
+      <w:r>
+        <w:rPr>
+          <w:i/>
+          <w:iCs/>
+          <w:color w:val="595959"/>
+          <w:sz w:val="18"/>
+        </w:rPr>
+        <w:t xml:space="preserve"> 2　</w:t>
+      </w:r>
+      <w:r>
+        <w:rPr>
+          <w:rFonts w:hint="eastAsia"/>
+          <w:i/>
+          <w:iCs/>
+          <w:color w:val="595959"/>
+          <w:sz w:val="18"/>
+        </w:rPr>
+        <w:t xml:space="preserve">分层验证与严格验收</w:t>
+      </w:r>
+    </w:p>
+    <w:p>
+      <w:pPr>
+        <w:pStyle w:val="BodyText"/>
       </w:pPr>
       <w:r>
         <w:rPr>
@@ -6805,6 +6996,7 @@
     <w:p>
       <w:pPr>
         <w:pStyle w:val="SourceCode"/>
+        <w:keepNext w:val="0"/>
       </w:pPr>
       <w:r>
         <w:rPr>
@@ -7723,8 +7915,8 @@
         </w:tc>
       </w:tr>
     </w:tbl>
-    <w:bookmarkEnd w:id="22"/>
-    <w:bookmarkStart w:id="23" w:name="升级与回滚"/>
+    <w:bookmarkEnd w:id="28"/>
+    <w:bookmarkStart w:id="29" w:name="升级与回滚"/>
     <w:p>
       <w:pPr>
         <w:pStyle w:val="Heading2"/>
@@ -8304,8 +8496,8 @@
         <w:t xml:space="preserve"> 8.2)。</w:t>
       </w:r>
     </w:p>
-    <w:bookmarkEnd w:id="23"/>
-    <w:bookmarkStart w:id="24" w:name="运行注意事项"/>
+    <w:bookmarkEnd w:id="29"/>
+    <w:bookmarkStart w:id="30" w:name="运行注意事项"/>
     <w:p>
       <w:pPr>
         <w:pStyle w:val="Heading2"/>
@@ -8656,8 +8848,8 @@
         <w:t xml:space="preserve">run4/run6/run8),失败轮与作废轮全部保留,不得覆盖。</w:t>
       </w:r>
     </w:p>
-    <w:bookmarkEnd w:id="24"/>
-    <w:bookmarkStart w:id="25" w:name="附录路径-锁-环境变量"/>
+    <w:bookmarkEnd w:id="30"/>
+    <w:bookmarkStart w:id="31" w:name="附录路径-锁-环境变量"/>
     <w:p>
       <w:pPr>
         <w:pStyle w:val="Heading2"/>
@@ -9721,8 +9913,8 @@
         </w:tc>
       </w:tr>
     </w:tbl>
-    <w:bookmarkEnd w:id="25"/>
-    <w:bookmarkStart w:id="26" w:name="修订记录"/>
+    <w:bookmarkEnd w:id="31"/>
+    <w:bookmarkStart w:id="32" w:name="修订记录"/>
     <w:p>
       <w:pPr>
         <w:pStyle w:val="Heading2"/>
@@ -9761,15 +9953,18 @@
       <w:tr>
         <w:trPr>
           <w:tblHeader w:val="on"/>
+          <w:cantSplit/>
         </w:trPr>
         <w:tc>
           <w:tcPr>
+            <w:tcW w:type="dxa" w:w="1361"/>
             <w:shd w:val="clear" w:color="auto" w:fill="1F4E79"/>
             <w:vAlign w:val="center"/>
           </w:tcPr>
           <w:p>
             <w:pPr>
               <w:pStyle w:val="Compact"/>
+              <w:keepNext/>
             </w:pPr>
             <w:r>
               <w:rPr>
@@ -9781,12 +9976,14 @@
         </w:tc>
         <w:tc>
           <w:tcPr>
+            <w:tcW w:type="dxa" w:w="1417"/>
             <w:shd w:val="clear" w:color="auto" w:fill="1F4E79"/>
             <w:vAlign w:val="center"/>
           </w:tcPr>
           <w:p>
             <w:pPr>
               <w:pStyle w:val="Compact"/>
+              <w:keepNext/>
             </w:pPr>
             <w:r>
               <w:rPr>
@@ -9798,12 +9995,14 @@
         </w:tc>
         <w:tc>
           <w:tcPr>
+            <w:tcW w:type="dxa" w:w="4989"/>
             <w:shd w:val="clear" w:color="auto" w:fill="1F4E79"/>
             <w:vAlign w:val="center"/>
           </w:tcPr>
           <w:p>
             <w:pPr>
               <w:pStyle w:val="Compact"/>
+              <w:keepNext/>
             </w:pPr>
             <w:r>
               <w:rPr>
@@ -9815,12 +10014,14 @@
         </w:tc>
         <w:tc>
           <w:tcPr>
+            <w:tcW w:type="dxa" w:w="1417"/>
             <w:shd w:val="clear" w:color="auto" w:fill="1F4E79"/>
             <w:vAlign w:val="center"/>
           </w:tcPr>
           <w:p>
             <w:pPr>
               <w:pStyle w:val="Compact"/>
+              <w:keepNext/>
             </w:pPr>
             <w:r>
               <w:rPr>
@@ -9832,11 +10033,17 @@
         </w:tc>
       </w:tr>
       <w:tr>
-        <w:tc>
-          <w:tcPr/>
-          <w:p>
-            <w:pPr>
-              <w:pStyle w:val="Compact"/>
+        <w:trPr>
+          <w:cantSplit/>
+        </w:trPr>
+        <w:tc>
+          <w:tcPr>
+            <w:tcW w:type="dxa" w:w="1361"/>
+          </w:tcPr>
+          <w:p>
+            <w:pPr>
+              <w:pStyle w:val="Compact"/>
+              <w:keepNext/>
             </w:pPr>
             <w:r>
               <w:t xml:space="preserve">v1.0</w:t>
@@ -9844,10 +10051,13 @@
           </w:p>
         </w:tc>
         <w:tc>
-          <w:tcPr/>
-          <w:p>
-            <w:pPr>
-              <w:pStyle w:val="Compact"/>
+          <w:tcPr>
+            <w:tcW w:type="dxa" w:w="1417"/>
+          </w:tcPr>
+          <w:p>
+            <w:pPr>
+              <w:pStyle w:val="Compact"/>
+              <w:keepNext/>
             </w:pPr>
             <w:r>
               <w:t xml:space="preserve">2026-10-25</w:t>
@@ -9855,10 +10065,13 @@
           </w:p>
         </w:tc>
         <w:tc>
-          <w:tcPr/>
-          <w:p>
-            <w:pPr>
-              <w:pStyle w:val="Compact"/>
+          <w:tcPr>
+            <w:tcW w:type="dxa" w:w="4989"/>
+          </w:tcPr>
+          <w:p>
+            <w:pPr>
+              <w:pStyle w:val="Compact"/>
+              <w:keepNext/>
             </w:pPr>
             <w:r>
               <w:rPr>
@@ -9869,10 +10082,13 @@
           </w:p>
         </w:tc>
         <w:tc>
-          <w:tcPr/>
-          <w:p>
-            <w:pPr>
-              <w:pStyle w:val="Compact"/>
+          <w:tcPr>
+            <w:tcW w:type="dxa" w:w="1417"/>
+          </w:tcPr>
+          <w:p>
+            <w:pPr>
+              <w:pStyle w:val="Compact"/>
+              <w:keepNext/>
             </w:pPr>
             <w:r>
               <w:rPr>
@@ -9884,11 +10100,17 @@
         </w:tc>
       </w:tr>
       <w:tr>
-        <w:tc>
-          <w:tcPr/>
-          <w:p>
-            <w:pPr>
-              <w:pStyle w:val="Compact"/>
+        <w:trPr>
+          <w:cantSplit/>
+        </w:trPr>
+        <w:tc>
+          <w:tcPr>
+            <w:tcW w:type="dxa" w:w="1361"/>
+          </w:tcPr>
+          <w:p>
+            <w:pPr>
+              <w:pStyle w:val="Compact"/>
+              <w:keepNext/>
             </w:pPr>
             <w:r>
               <w:t xml:space="preserve">v1.1</w:t>
@@ -9896,10 +10118,13 @@
           </w:p>
         </w:tc>
         <w:tc>
-          <w:tcPr/>
-          <w:p>
-            <w:pPr>
-              <w:pStyle w:val="Compact"/>
+          <w:tcPr>
+            <w:tcW w:type="dxa" w:w="1417"/>
+          </w:tcPr>
+          <w:p>
+            <w:pPr>
+              <w:pStyle w:val="Compact"/>
+              <w:keepNext/>
             </w:pPr>
             <w:r>
               <w:t xml:space="preserve">2026-10-25</w:t>
@@ -9907,10 +10132,13 @@
           </w:p>
         </w:tc>
         <w:tc>
-          <w:tcPr/>
-          <w:p>
-            <w:pPr>
-              <w:pStyle w:val="Compact"/>
+          <w:tcPr>
+            <w:tcW w:type="dxa" w:w="4989"/>
+          </w:tcPr>
+          <w:p>
+            <w:pPr>
+              <w:pStyle w:val="Compact"/>
+              <w:keepNext/>
             </w:pPr>
             <w:r>
               <w:rPr>
@@ -9939,10 +10167,13 @@
           </w:p>
         </w:tc>
         <w:tc>
-          <w:tcPr/>
-          <w:p>
-            <w:pPr>
-              <w:pStyle w:val="Compact"/>
+          <w:tcPr>
+            <w:tcW w:type="dxa" w:w="1417"/>
+          </w:tcPr>
+          <w:p>
+            <w:pPr>
+              <w:pStyle w:val="Compact"/>
+              <w:keepNext/>
             </w:pPr>
             <w:r>
               <w:rPr>
@@ -9953,9 +10184,101 @@
           </w:p>
         </w:tc>
       </w:tr>
+      <w:tr>
+        <w:trPr>
+          <w:cantSplit/>
+        </w:trPr>
+        <w:tc>
+          <w:tcPr>
+            <w:tcW w:type="dxa" w:w="1361"/>
+          </w:tcPr>
+          <w:p>
+            <w:pPr>
+              <w:pStyle w:val="Compact"/>
+              <w:keepNext w:val="0"/>
+            </w:pPr>
+            <w:r>
+              <w:t xml:space="preserve">v1.1 </w:t>
+            </w:r>
+            <w:r>
+              <w:rPr>
+                <w:rFonts w:hint="eastAsia"/>
+              </w:rPr>
+              <w:t xml:space="preserve">图示修订</w:t>
+            </w:r>
+          </w:p>
+        </w:tc>
+        <w:tc>
+          <w:tcPr>
+            <w:tcW w:type="dxa" w:w="1417"/>
+          </w:tcPr>
+          <w:p>
+            <w:pPr>
+              <w:pStyle w:val="Compact"/>
+              <w:keepNext w:val="0"/>
+            </w:pPr>
+            <w:r>
+              <w:t xml:space="preserve">2026-10-26</w:t>
+            </w:r>
+          </w:p>
+        </w:tc>
+        <w:tc>
+          <w:tcPr>
+            <w:tcW w:type="dxa" w:w="4989"/>
+          </w:tcPr>
+          <w:p>
+            <w:pPr>
+              <w:pStyle w:val="Compact"/>
+              <w:keepNext w:val="0"/>
+            </w:pPr>
+            <w:r>
+              <w:rPr>
+                <w:rFonts w:hint="eastAsia"/>
+              </w:rPr>
+              <w:t xml:space="preserve">补充</w:t>
+            </w:r>
+            <w:r>
+              <w:t xml:space="preserve"> SVG </w:t>
+            </w:r>
+            <w:r>
+              <w:rPr>
+                <w:rFonts w:hint="eastAsia"/>
+              </w:rPr>
+              <w:t xml:space="preserve">架构、流程与验证示意图及可编辑源文件；图示按当前实现标注边界，性能数据口径不变</w:t>
+            </w:r>
+          </w:p>
+        </w:tc>
+        <w:tc>
+          <w:tcPr>
+            <w:tcW w:type="dxa" w:w="1417"/>
+          </w:tcPr>
+          <w:p>
+            <w:pPr>
+              <w:pStyle w:val="Compact"/>
+              <w:keepNext w:val="0"/>
+            </w:pPr>
+            <w:r>
+              <w:rPr>
+                <w:rFonts w:hint="eastAsia"/>
+              </w:rPr>
+              <w:t xml:space="preserve">三驱兄弟</w:t>
+            </w:r>
+          </w:p>
+        </w:tc>
+      </w:tr>
     </w:tbl>
-    <w:bookmarkEnd w:id="26"/>
-    <w:bookmarkEnd w:id="27"/>
+    <w:bookmarkEnd w:id="32"/>
+    <w:bookmarkEnd w:id="33"/>
+    <w:p>
+      <w:pPr>
+        <w:keepNext w:val="0"/>
+        <w:spacing w:before="0" w:after="0" w:line="20" w:lineRule="exact"/>
+        <w:rPr>
+          <w:sz w:val="2"/>
+          <w:szCs w:val="2"/>
+        </w:rPr>
+      </w:pPr>
+    </w:p>
     <w:sectPr>
       <w:headerReference w:type="default" r:id="rId9"/>
       <w:footerReference w:type="default" r:id="rId10"/>
